--- a/pr-preview/pr-316/algebra-basics-tracked-changes.docx
+++ b/pr-preview/pr-316/algebra-basics-tracked-changes.docx
@@ -16,7 +16,7 @@
       </w:pPr>
       <w:del w:id="1" w:author="PR Preview" w:date="2026-01-01T00:00:00Z">
         <w:r>
-          <w:delText xml:space="preserve">Last modified: 2026-10-15 13:39:21 (PDT)</w:delText>
+          <w:delText xml:space="preserve">Last modified: 2026-10-15 20:43:22 (PDT)</w:delText>
         </w:r>
       </w:del>
     </w:p>
@@ -26,7 +26,7 @@
       </w:pPr>
       <w:ins w:id="2" w:author="PR Preview" w:date="2026-01-01T00:00:00Z">
         <w:r>
-          <w:t xml:space="preserve">Last modified: 2026-10-15 13:56:10 (PDT)</w:t>
+          <w:t xml:space="preserve">Last modified: 2026-10-15 20:42:14 (PDT)</w:t>
         </w:r>
       </w:ins>
     </w:p>
@@ -4665,16 +4665,511 @@
     </w:p>
     <w:bookmarkEnd w:id="42"/>
     <w:bookmarkEnd w:id="43"/>
-    <w:bookmarkStart w:id="58" w:name="sec-min-max"/>
+    <w:bookmarkStart w:id="47" w:name="sec-percent"/>
     <w:p>
       <w:pPr>
         <w:pStyle w:val="Heading2"/>
       </w:pPr>
       <w:r>
-        <w:t xml:space="preserve">4 Minimum, maximum, argmin and argmax</w:t>
+        <w:t xml:space="preserve">4 Percent</w:t>
       </w:r>
     </w:p>
-    <w:bookmarkStart w:id="44" w:name="exr-min-and-argmin"/>
+    <w:p>
+      <w:pPr>
+        <w:pStyle w:val="FirstParagraph"/>
+      </w:pPr>
+      <w:r>
+        <w:t xml:space="preserve">The word</w:t>
+      </w:r>
+      <w:r>
+        <w:t xml:space="preserve"> </w:t>
+      </w:r>
+      <w:r>
+        <w:t xml:space="preserve">“percent”</w:t>
+      </w:r>
+      <w:r>
+        <w:t xml:space="preserve"> </w:t>
+      </w:r>
+      <w:r>
+        <w:t xml:space="preserve">comes from the Latin</w:t>
+      </w:r>
+      <w:r>
+        <w:t xml:space="preserve"> </w:t>
+      </w:r>
+      <w:r>
+        <w:t xml:space="preserve">“per centum”</w:t>
+      </w:r>
+      <w:r>
+        <w:t xml:space="preserve">;</w:t>
+      </w:r>
+      <w:r>
+        <w:t xml:space="preserve"> </w:t>
+      </w:r>
+      <w:r>
+        <w:t xml:space="preserve">“centum”</w:t>
+      </w:r>
+      <w:r>
+        <w:t xml:space="preserve"> </w:t>
+      </w:r>
+      <w:r>
+        <w:t xml:space="preserve">is Latin for 100,</w:t>
+      </w:r>
+      <w:r>
+        <w:t xml:space="preserve"> </w:t>
+      </w:r>
+      <w:r>
+        <w:t xml:space="preserve">so</w:t>
+      </w:r>
+      <w:r>
+        <w:t xml:space="preserve"> </w:t>
+      </w:r>
+      <w:r>
+        <w:t xml:space="preserve">“percent”</w:t>
+      </w:r>
+      <w:r>
+        <w:t xml:space="preserve"> </w:t>
+      </w:r>
+      <w:r>
+        <w:t xml:space="preserve">means</w:t>
+      </w:r>
+      <w:r>
+        <w:t xml:space="preserve"> </w:t>
+      </w:r>
+      <w:r>
+        <w:t xml:space="preserve">“per hundred”</w:t>
+      </w:r>
+      <w:r>
+        <w:t xml:space="preserve"> </w:t>
+      </w:r>
+      <w:r>
+        <w:t xml:space="preserve">(cf. </w:t>
+      </w:r>
+      <w:hyperlink r:id="rId44">
+        <w:r>
+          <w:rPr>
+            <w:rStyle w:val="Hyperlink"/>
+          </w:rPr>
+          <w:t xml:space="preserve">https://en.wikipedia.org/wiki/Percentage</w:t>
+        </w:r>
+      </w:hyperlink>
+      <w:r>
+        <w:t xml:space="preserve">).</w:t>
+      </w:r>
+    </w:p>
+    <w:bookmarkStart w:id="45" w:name="def-percent"/>
+    <w:p>
+      <w:pPr>
+        <w:pStyle w:val="BodyText"/>
+      </w:pPr>
+      <w:r>
+        <w:rPr>
+          <w:b/>
+          <w:bCs/>
+        </w:rPr>
+        <w:t xml:space="preserve">Definition 12 (Percent)</w:t>
+      </w:r>
+      <w:r>
+        <w:t xml:space="preserve"> </w:t>
+      </w:r>
+      <w:r>
+        <w:t xml:space="preserve">For a real number</w:t>
+      </w:r>
+      <w:r>
+        <w:t xml:space="preserve"> </w:t>
+      </w:r>
+      <m:oMath>
+        <m:r>
+          <m:t>x</m:t>
+        </m:r>
+      </m:oMath>
+      <w:r>
+        <w:t xml:space="preserve">,</w:t>
+      </w:r>
+      <w:r>
+        <w:t xml:space="preserve"> </w:t>
+      </w:r>
+      <w:r>
+        <w:t xml:space="preserve">“</w:t>
+      </w:r>
+      <m:oMath>
+        <m:r>
+          <m:t>x</m:t>
+        </m:r>
+      </m:oMath>
+      <w:r>
+        <w:t xml:space="preserve"> </w:t>
+      </w:r>
+      <w:r>
+        <w:rPr>
+          <w:b/>
+          <w:bCs/>
+        </w:rPr>
+        <w:t xml:space="preserve">percent</w:t>
+      </w:r>
+      <w:r>
+        <w:t xml:space="preserve">”</w:t>
+      </w:r>
+      <w:r>
+        <w:t xml:space="preserve">, written</w:t>
+      </w:r>
+      <w:r>
+        <w:t xml:space="preserve"> </w:t>
+      </w:r>
+      <m:oMath>
+        <m:r>
+          <m:t>x</m:t>
+        </m:r>
+        <m:r>
+          <m:rPr>
+            <m:sty m:val="p"/>
+          </m:rPr>
+          <m:t>%</m:t>
+        </m:r>
+      </m:oMath>
+      <w:r>
+        <w:t xml:space="preserve">, means</w:t>
+      </w:r>
+      <w:r>
+        <w:t xml:space="preserve"> </w:t>
+      </w:r>
+      <m:oMath>
+        <m:r>
+          <m:t>x</m:t>
+        </m:r>
+        <m:r>
+          <m:rPr>
+            <m:sty m:val="p"/>
+          </m:rPr>
+          <m:t>/</m:t>
+        </m:r>
+        <m:r>
+          <m:t>100</m:t>
+        </m:r>
+      </m:oMath>
+      <w:r>
+        <w:t xml:space="preserve">:</w:t>
+      </w:r>
+    </w:p>
+    <w:p>
+      <w:pPr>
+        <w:pStyle w:val="BodyText"/>
+      </w:pPr>
+      <m:oMathPara>
+        <m:oMathParaPr>
+          <m:jc m:val="center"/>
+        </m:oMathParaPr>
+        <m:oMath>
+          <m:r>
+            <m:t>x</m:t>
+          </m:r>
+          <m:r>
+            <m:rPr>
+              <m:sty m:val="p"/>
+            </m:rPr>
+            <m:t>%</m:t>
+          </m:r>
+          <m:limUpp>
+            <m:e>
+              <m:r>
+                <m:rPr>
+                  <m:sty m:val="p"/>
+                </m:rPr>
+                <m:t>=</m:t>
+              </m:r>
+            </m:e>
+            <m:lim>
+              <m:r>
+                <m:rPr>
+                  <m:nor/>
+                  <m:sty m:val="p"/>
+                </m:rPr>
+                <m:t>def</m:t>
+              </m:r>
+            </m:lim>
+          </m:limUpp>
+          <m:f>
+            <m:fPr>
+              <m:type m:val="bar"/>
+            </m:fPr>
+            <m:num>
+              <m:r>
+                <m:t>x</m:t>
+              </m:r>
+            </m:num>
+            <m:den>
+              <m:r>
+                <m:t>100</m:t>
+              </m:r>
+            </m:den>
+          </m:f>
+        </m:oMath>
+      </m:oMathPara>
+    </w:p>
+    <w:p>
+      <w:pPr>
+        <w:pStyle w:val="FirstParagraph"/>
+      </w:pPr>
+      <w:r>
+        <w:t xml:space="preserve">The percent sign</w:t>
+      </w:r>
+      <w:r>
+        <w:t xml:space="preserve"> </w:t>
+      </w:r>
+      <w:r>
+        <w:t xml:space="preserve">“%”</w:t>
+      </w:r>
+      <w:r>
+        <w:t xml:space="preserve"> </w:t>
+      </w:r>
+      <w:r>
+        <w:t xml:space="preserve">is a shorthand for</w:t>
+      </w:r>
+      <w:r>
+        <w:t xml:space="preserve"> </w:t>
+      </w:r>
+      <w:r>
+        <w:t xml:space="preserve">“</w:t>
+      </w:r>
+      <m:oMath>
+        <m:r>
+          <m:rPr>
+            <m:sty m:val="p"/>
+          </m:rPr>
+          <m:t>/</m:t>
+        </m:r>
+        <m:r>
+          <m:t>100</m:t>
+        </m:r>
+      </m:oMath>
+      <w:r>
+        <w:t xml:space="preserve">”</w:t>
+      </w:r>
+      <w:r>
+        <w:t xml:space="preserve">.</w:t>
+      </w:r>
+    </w:p>
+    <w:bookmarkEnd w:id="45"/>
+    <w:bookmarkStart w:id="46" w:name="exm-percent"/>
+    <w:p>
+      <w:pPr>
+        <w:pStyle w:val="BodyText"/>
+      </w:pPr>
+      <w:r>
+        <w:rPr>
+          <w:b/>
+          <w:bCs/>
+        </w:rPr>
+        <w:t xml:space="preserve">Example 7 (Ten percent is one tenth)</w:t>
+      </w:r>
+      <w:r>
+        <w:t xml:space="preserve"> </w:t>
+      </w:r>
+      <w:r>
+        <w:t xml:space="preserve">Contrary to what you may have learned previously,</w:t>
+      </w:r>
+      <w:r>
+        <w:t xml:space="preserve"> </w:t>
+      </w:r>
+      <w:r>
+        <w:t xml:space="preserve">the equality</w:t>
+      </w:r>
+      <w:r>
+        <w:t xml:space="preserve"> </w:t>
+      </w:r>
+      <m:oMath>
+        <m:r>
+          <m:t>10</m:t>
+        </m:r>
+        <m:r>
+          <m:rPr>
+            <m:sty m:val="p"/>
+          </m:rPr>
+          <m:t>%</m:t>
+        </m:r>
+        <m:r>
+          <m:rPr>
+            <m:sty m:val="p"/>
+          </m:rPr>
+          <m:t>=</m:t>
+        </m:r>
+        <m:r>
+          <m:t>0.1</m:t>
+        </m:r>
+      </m:oMath>
+      <w:r>
+        <w:t xml:space="preserve"> </w:t>
+      </w:r>
+      <w:r>
+        <w:t xml:space="preserve">is true and correct,</w:t>
+      </w:r>
+      <w:r>
+        <w:t xml:space="preserve"> </w:t>
+      </w:r>
+      <w:r>
+        <w:t xml:space="preserve">just as</w:t>
+      </w:r>
+      <w:r>
+        <w:t xml:space="preserve"> </w:t>
+      </w:r>
+      <m:oMath>
+        <m:r>
+          <m:t>10</m:t>
+        </m:r>
+        <m:r>
+          <m:rPr>
+            <m:nor/>
+            <m:sty m:val="p"/>
+          </m:rPr>
+          <m:t>kg</m:t>
+        </m:r>
+        <m:r>
+          <m:rPr>
+            <m:sty m:val="p"/>
+          </m:rPr>
+          <m:t>=</m:t>
+        </m:r>
+        <m:r>
+          <m:t>10</m:t>
+        </m:r>
+        <m:r>
+          <m:rPr>
+            <m:sty m:val="p"/>
+          </m:rPr>
+          <m:t>,</m:t>
+        </m:r>
+        <m:r>
+          <m:t>000</m:t>
+        </m:r>
+        <m:r>
+          <m:rPr>
+            <m:nor/>
+            <m:sty m:val="p"/>
+          </m:rPr>
+          <m:t>g</m:t>
+        </m:r>
+      </m:oMath>
+      <w:r>
+        <w:t xml:space="preserve"> </w:t>
+      </w:r>
+      <w:r>
+        <w:t xml:space="preserve">is true and correct:</w:t>
+      </w:r>
+    </w:p>
+    <w:p>
+      <w:pPr>
+        <w:pStyle w:val="BodyText"/>
+      </w:pPr>
+      <m:oMathPara>
+        <m:oMathParaPr>
+          <m:jc m:val="center"/>
+        </m:oMathParaPr>
+        <m:oMath>
+          <m:eqArr>
+            <m:e>
+              <m:r>
+                <m:t>10</m:t>
+              </m:r>
+              <m:r>
+                <m:rPr>
+                  <m:sty m:val="p"/>
+                </m:rPr>
+                <m:t>%</m:t>
+              </m:r>
+              <m:r>
+                <m:t>&amp;</m:t>
+              </m:r>
+              <m:r>
+                <m:rPr>
+                  <m:sty m:val="p"/>
+                </m:rPr>
+                <m:t>=</m:t>
+              </m:r>
+              <m:f>
+                <m:fPr>
+                  <m:type m:val="bar"/>
+                </m:fPr>
+                <m:num>
+                  <m:r>
+                    <m:t>10</m:t>
+                  </m:r>
+                </m:num>
+                <m:den>
+                  <m:r>
+                    <m:t>100</m:t>
+                  </m:r>
+                </m:den>
+              </m:f>
+              <m:r>
+                <m:t>&amp;</m:t>
+              </m:r>
+              <m:r>
+                <m:t>&amp;</m:t>
+              </m:r>
+              <m:r>
+                <m:rPr>
+                  <m:nor/>
+                  <m:sty m:val="p"/>
+                </m:rPr>
+                <m:t>(definition of percent)</m:t>
+              </m:r>
+            </m:e>
+            <m:e>
+              <m:r>
+                <m:t>&amp;</m:t>
+              </m:r>
+              <m:r>
+                <m:rPr>
+                  <m:sty m:val="p"/>
+                </m:rPr>
+                <m:t>=</m:t>
+              </m:r>
+              <m:r>
+                <m:t>0.1</m:t>
+              </m:r>
+              <m:r>
+                <m:t>&amp;</m:t>
+              </m:r>
+              <m:r>
+                <m:t>&amp;</m:t>
+              </m:r>
+              <m:r>
+                <m:rPr>
+                  <m:nor/>
+                  <m:sty m:val="p"/>
+                </m:rPr>
+                <m:t>(divide)</m:t>
+              </m:r>
+            </m:e>
+          </m:eqArr>
+        </m:oMath>
+      </m:oMathPara>
+    </w:p>
+    <w:bookmarkEnd w:id="46"/>
+    <w:p>
+      <w:pPr>
+        <w:pStyle w:val="FirstParagraph"/>
+      </w:pPr>
+      <w:r>
+        <w:t xml:space="preserve">You are welcome to switch between decimal and percent notation freely;</w:t>
+      </w:r>
+      <w:r>
+        <w:t xml:space="preserve"> </w:t>
+      </w:r>
+      <w:r>
+        <w:t xml:space="preserve">just make sure you execute it correctly.</w:t>
+      </w:r>
+    </w:p>
+    <w:bookmarkEnd w:id="47"/>
+    <w:bookmarkStart w:id="62" w:name="sec-min-max"/>
+    <w:p>
+      <w:pPr>
+        <w:pStyle w:val="Heading2"/>
+      </w:pPr>
+      <w:r>
+        <w:t xml:space="preserve">5 Minimum, maximum, argmin and argmax</w:t>
+      </w:r>
+    </w:p>
+    <w:bookmarkStart w:id="48" w:name="exr-min-and-argmin"/>
     <w:p>
       <w:pPr>
         <w:pStyle w:val="FirstParagraph"/>
@@ -5038,8 +5533,8 @@
         <w:t xml:space="preserve">does it take that value?</w:t>
       </w:r>
     </w:p>
-    <w:bookmarkEnd w:id="44"/>
-    <w:bookmarkStart w:id="45" w:name="sol-min-and-argmin"/>
+    <w:bookmarkEnd w:id="48"/>
+    <w:bookmarkStart w:id="49" w:name="sol-min-and-argmin"/>
     <w:p>
       <w:pPr>
         <w:pStyle w:val="FirstParagraph"/>
@@ -5767,8 +6262,8 @@
         <w:t xml:space="preserve">not a single number.</w:t>
       </w:r>
     </w:p>
-    <w:bookmarkEnd w:id="45"/>
-    <w:bookmarkStart w:id="46" w:name="def-minimum"/>
+    <w:bookmarkEnd w:id="49"/>
+    <w:bookmarkStart w:id="50" w:name="def-minimum"/>
     <w:p>
       <w:pPr>
         <w:pStyle w:val="FirstParagraph"/>
@@ -5778,7 +6273,7 @@
           <w:b/>
           <w:bCs/>
         </w:rPr>
-        <w:t xml:space="preserve">Definition 12 (Minimum)</w:t>
+        <w:t xml:space="preserve">Definition 13 (Minimum)</w:t>
       </w:r>
       <w:r>
         <w:t xml:space="preserve"> </w:t>
@@ -5953,8 +6448,8 @@
         <w:t xml:space="preserve">.</w:t>
       </w:r>
     </w:p>
-    <w:bookmarkEnd w:id="46"/>
-    <w:bookmarkStart w:id="48" w:name="rem-minimum-may-not-exist"/>
+    <w:bookmarkEnd w:id="50"/>
+    <w:bookmarkStart w:id="52" w:name="rem-minimum-may-not-exist"/>
     <w:p>
       <w:pPr>
         <w:pStyle w:val="BodyText"/>
@@ -6040,7 +6535,7 @@
       <w:r>
         <w:t xml:space="preserve"> </w:t>
       </w:r>
-      <w:hyperlink r:id="rId47">
+      <w:hyperlink r:id="rId51">
         <w:r>
           <w:rPr>
             <w:rStyle w:val="Hyperlink"/>
@@ -6176,8 +6671,8 @@
         <w:t xml:space="preserve">, also in it.</w:t>
       </w:r>
     </w:p>
-    <w:bookmarkEnd w:id="48"/>
-    <w:bookmarkStart w:id="49" w:name="def-maximum"/>
+    <w:bookmarkEnd w:id="52"/>
+    <w:bookmarkStart w:id="53" w:name="def-maximum"/>
     <w:p>
       <w:pPr>
         <w:pStyle w:val="BodyText"/>
@@ -6187,7 +6682,7 @@
           <w:b/>
           <w:bCs/>
         </w:rPr>
-        <w:t xml:space="preserve">Definition 13 (Maximum)</w:t>
+        <w:t xml:space="preserve">Definition 14 (Maximum)</w:t>
       </w:r>
       <w:r>
         <w:t xml:space="preserve"> </w:t>
@@ -6362,8 +6857,8 @@
         <w:t xml:space="preserve">.</w:t>
       </w:r>
     </w:p>
-    <w:bookmarkEnd w:id="49"/>
-    <w:bookmarkStart w:id="50" w:name="exm-maximum"/>
+    <w:bookmarkEnd w:id="53"/>
+    <w:bookmarkStart w:id="54" w:name="exm-maximum"/>
     <w:p>
       <w:pPr>
         <w:pStyle w:val="BodyText"/>
@@ -6373,7 +6868,7 @@
           <w:b/>
           <w:bCs/>
         </w:rPr>
-        <w:t xml:space="preserve">Example 7 (A maximum, and a set without one)</w:t>
+        <w:t xml:space="preserve">Example 8 (A maximum, and a set without one)</w:t>
       </w:r>
       <w:r>
         <w:t xml:space="preserve"> </w:t>
@@ -6817,8 +7312,8 @@
         <w:t xml:space="preserve">is at least as large as every element.</w:t>
       </w:r>
     </w:p>
-    <w:bookmarkEnd w:id="50"/>
-    <w:bookmarkStart w:id="52" w:name="def-argmin"/>
+    <w:bookmarkEnd w:id="54"/>
+    <w:bookmarkStart w:id="56" w:name="def-argmin"/>
     <w:p>
       <w:pPr>
         <w:pStyle w:val="FirstParagraph"/>
@@ -6828,7 +7323,7 @@
           <w:b/>
           <w:bCs/>
         </w:rPr>
-        <w:t xml:space="preserve">Definition 14 (Argmin)</w:t>
+        <w:t xml:space="preserve">Definition 15 (Argmin)</w:t>
       </w:r>
       <w:r>
         <w:t xml:space="preserve"> </w:t>
@@ -6875,7 +7370,7 @@
       <w:r>
         <w:t xml:space="preserve"> </w:t>
       </w:r>
-      <w:hyperlink r:id="rId51">
+      <w:hyperlink r:id="rId55">
         <w:r>
           <w:rPr>
             <w:rStyle w:val="Hyperlink"/>
@@ -7237,8 +7732,8 @@
         <w:t xml:space="preserve">.</w:t>
       </w:r>
     </w:p>
-    <w:bookmarkEnd w:id="52"/>
-    <w:bookmarkStart w:id="54" w:name="rem-argmin-vs-minimum"/>
+    <w:bookmarkEnd w:id="56"/>
+    <w:bookmarkStart w:id="58" w:name="rem-argmin-vs-minimum"/>
     <w:p>
       <w:pPr>
         <w:pStyle w:val="BodyText"/>
@@ -7299,7 +7794,7 @@
           <w:rPr>
             <w:rStyle w:val="Hyperlink"/>
           </w:rPr>
-          <w:t xml:space="preserve">Definition 12</w:t>
+          <w:t xml:space="preserve">Definition 13</w:t>
         </w:r>
       </w:hyperlink>
       <w:r>
@@ -7314,7 +7809,7 @@
       <w:r>
         <w:t xml:space="preserve"> </w:t>
       </w:r>
-      <w:hyperlink r:id="rId53">
+      <w:hyperlink r:id="rId57">
         <w:r>
           <w:rPr>
             <w:rStyle w:val="Hyperlink"/>
@@ -7766,8 +8261,8 @@
         <w:t xml:space="preserve">.</w:t>
       </w:r>
     </w:p>
-    <w:bookmarkEnd w:id="54"/>
-    <w:bookmarkStart w:id="55" w:name="def-argmax"/>
+    <w:bookmarkEnd w:id="58"/>
+    <w:bookmarkStart w:id="59" w:name="def-argmax"/>
     <w:p>
       <w:pPr>
         <w:pStyle w:val="BodyText"/>
@@ -7777,7 +8272,7 @@
           <w:b/>
           <w:bCs/>
         </w:rPr>
-        <w:t xml:space="preserve">Definition 15 (Argmax)</w:t>
+        <w:t xml:space="preserve">Definition 16 (Argmax)</w:t>
       </w:r>
       <w:r>
         <w:t xml:space="preserve"> </w:t>
@@ -7824,7 +8319,7 @@
       <w:r>
         <w:t xml:space="preserve"> </w:t>
       </w:r>
-      <w:hyperlink r:id="rId51">
+      <w:hyperlink r:id="rId55">
         <w:r>
           <w:rPr>
             <w:rStyle w:val="Hyperlink"/>
@@ -8186,8 +8681,8 @@
         <w:t xml:space="preserve">.</w:t>
       </w:r>
     </w:p>
-    <w:bookmarkEnd w:id="55"/>
-    <w:bookmarkStart w:id="57" w:name="exm-argmax"/>
+    <w:bookmarkEnd w:id="59"/>
+    <w:bookmarkStart w:id="61" w:name="exm-argmax"/>
     <w:p>
       <w:pPr>
         <w:pStyle w:val="BodyText"/>
@@ -8197,7 +8692,7 @@
           <w:b/>
           <w:bCs/>
         </w:rPr>
-        <w:t xml:space="preserve">Example 8 (An argmax with two points, and an empty one)</w:t>
+        <w:t xml:space="preserve">Example 9 (An argmax with two points, and an empty one)</w:t>
       </w:r>
       <w:r>
         <w:t xml:space="preserve"> </w:t>
@@ -8724,7 +9219,7 @@
           <w:rPr>
             <w:rStyle w:val="Hyperlink"/>
           </w:rPr>
-          <w:t xml:space="preserve">Example 7</w:t>
+          <w:t xml:space="preserve">Example 8</w:t>
         </w:r>
       </w:hyperlink>
       <w:r>
@@ -8868,7 +9363,7 @@
       <w:r>
         <w:t xml:space="preserve"> </w:t>
       </w:r>
-      <w:hyperlink r:id="rId56">
+      <w:hyperlink r:id="rId60">
         <w:r>
           <w:rPr>
             <w:rStyle w:val="Hyperlink"/>
@@ -8880,18 +9375,18 @@
         <w:t xml:space="preserve">.</w:t>
       </w:r>
     </w:p>
-    <w:bookmarkEnd w:id="57"/>
-    <w:bookmarkEnd w:id="58"/>
-    <w:bookmarkStart w:id="68" w:name="sec-minimizers"/>
+    <w:bookmarkEnd w:id="61"/>
+    <w:bookmarkEnd w:id="62"/>
+    <w:bookmarkStart w:id="72" w:name="sec-minimizers"/>
     <w:p>
       <w:pPr>
         <w:pStyle w:val="Heading2"/>
       </w:pPr>
       <w:r>
-        <w:t xml:space="preserve">5 Global and local minimizers</w:t>
+        <w:t xml:space="preserve">6 Global and local minimizers</w:t>
       </w:r>
     </w:p>
-    <w:bookmarkStart w:id="59" w:name="exr-local-vs-global-min"/>
+    <w:bookmarkStart w:id="63" w:name="exr-local-vs-global-min"/>
     <w:p>
       <w:pPr>
         <w:pStyle w:val="FirstParagraph"/>
@@ -9401,8 +9896,8 @@
         <w:t xml:space="preserve">?</w:t>
       </w:r>
     </w:p>
-    <w:bookmarkEnd w:id="59"/>
-    <w:bookmarkStart w:id="60" w:name="sol-local-vs-global-min"/>
+    <w:bookmarkEnd w:id="63"/>
+    <w:bookmarkStart w:id="64" w:name="sol-local-vs-global-min"/>
     <w:p>
       <w:pPr>
         <w:pStyle w:val="FirstParagraph"/>
@@ -10982,8 +11477,8 @@
         <w:t xml:space="preserve">.</w:t>
       </w:r>
     </w:p>
-    <w:bookmarkEnd w:id="60"/>
-    <w:bookmarkStart w:id="61" w:name="def-global-minimizer"/>
+    <w:bookmarkEnd w:id="64"/>
+    <w:bookmarkStart w:id="65" w:name="def-global-minimizer"/>
     <w:p>
       <w:pPr>
         <w:pStyle w:val="FirstParagraph"/>
@@ -10993,7 +11488,7 @@
           <w:b/>
           <w:bCs/>
         </w:rPr>
-        <w:t xml:space="preserve">Definition 16 (Global minimizer)</w:t>
+        <w:t xml:space="preserve">Definition 17 (Global minimizer)</w:t>
       </w:r>
       <w:r>
         <w:t xml:space="preserve"> </w:t>
@@ -11076,7 +11571,7 @@
       <w:r>
         <w:t xml:space="preserve"> </w:t>
       </w:r>
-      <w:hyperlink r:id="rId51">
+      <w:hyperlink r:id="rId55">
         <w:r>
           <w:rPr>
             <w:rStyle w:val="Hyperlink"/>
@@ -11258,8 +11753,8 @@
         <w:t xml:space="preserve">.</w:t>
       </w:r>
     </w:p>
-    <w:bookmarkEnd w:id="61"/>
-    <w:bookmarkStart w:id="62" w:name="rem-global-minimizer-argmin"/>
+    <w:bookmarkEnd w:id="65"/>
+    <w:bookmarkStart w:id="66" w:name="rem-global-minimizer-argmin"/>
     <w:p>
       <w:pPr>
         <w:pStyle w:val="BodyText"/>
@@ -11355,7 +11850,7 @@
           <w:rPr>
             <w:rStyle w:val="Hyperlink"/>
           </w:rPr>
-          <w:t xml:space="preserve">Definition 14</w:t>
+          <w:t xml:space="preserve">Definition 15</w:t>
         </w:r>
       </w:hyperlink>
       <w:r>
@@ -11754,8 +12249,8 @@
         <w:t xml:space="preserve">.</w:t>
       </w:r>
     </w:p>
-    <w:bookmarkEnd w:id="62"/>
-    <w:bookmarkStart w:id="64" w:name="def-local-minimizer"/>
+    <w:bookmarkEnd w:id="66"/>
+    <w:bookmarkStart w:id="68" w:name="def-local-minimizer"/>
     <w:p>
       <w:pPr>
         <w:pStyle w:val="BodyText"/>
@@ -11765,7 +12260,7 @@
           <w:b/>
           <w:bCs/>
         </w:rPr>
-        <w:t xml:space="preserve">Definition 17 (Local minimizer)</w:t>
+        <w:t xml:space="preserve">Definition 18 (Local minimizer)</w:t>
       </w:r>
       <w:r>
         <w:t xml:space="preserve"> </w:t>
@@ -11848,7 +12343,7 @@
       <w:r>
         <w:t xml:space="preserve"> </w:t>
       </w:r>
-      <w:hyperlink r:id="rId51">
+      <w:hyperlink r:id="rId55">
         <w:r>
           <w:rPr>
             <w:rStyle w:val="Hyperlink"/>
@@ -12140,7 +12635,7 @@
       <w:r>
         <w:t xml:space="preserve"> </w:t>
       </w:r>
-      <w:hyperlink r:id="rId63">
+      <w:hyperlink r:id="rId67">
         <w:r>
           <w:rPr>
             <w:rStyle w:val="Hyperlink"/>
@@ -12152,8 +12647,8 @@
         <w:t xml:space="preserve">.</w:t>
       </w:r>
     </w:p>
-    <w:bookmarkEnd w:id="64"/>
-    <w:bookmarkStart w:id="66" w:name="rem-local-minimizer"/>
+    <w:bookmarkEnd w:id="68"/>
+    <w:bookmarkStart w:id="70" w:name="rem-local-minimizer"/>
     <w:p>
       <w:pPr>
         <w:pStyle w:val="BodyText"/>
@@ -12442,7 +12937,7 @@
           <w:rPr>
             <w:rStyle w:val="Hyperlink"/>
           </w:rPr>
-          <w:t xml:space="preserve">Definition 16</w:t>
+          <w:t xml:space="preserve">Definition 17</w:t>
         </w:r>
       </w:hyperlink>
       <w:r>
@@ -12594,7 +13089,7 @@
       <w:r>
         <w:t xml:space="preserve"> </w:t>
       </w:r>
-      <w:hyperlink r:id="rId65">
+      <w:hyperlink r:id="rId69">
         <w:r>
           <w:rPr>
             <w:rStyle w:val="Hyperlink"/>
@@ -12749,8 +13244,8 @@
         <w:t xml:space="preserve">but not a global one.</w:t>
       </w:r>
     </w:p>
-    <w:bookmarkEnd w:id="66"/>
-    <w:bookmarkStart w:id="67" w:name="exm-not-local-minimizer"/>
+    <w:bookmarkEnd w:id="70"/>
+    <w:bookmarkStart w:id="71" w:name="exm-not-local-minimizer"/>
     <w:p>
       <w:pPr>
         <w:pStyle w:val="BodyText"/>
@@ -12760,7 +13255,7 @@
           <w:b/>
           <w:bCs/>
         </w:rPr>
-        <w:t xml:space="preserve">Example 9 (A point that is not a local minimizer)</w:t>
+        <w:t xml:space="preserve">Example 10 (A point that is not a local minimizer)</w:t>
       </w:r>
       <w:r>
         <w:t xml:space="preserve"> </w:t>
@@ -14173,8 +14668,8 @@
         </m:oMath>
       </m:oMathPara>
     </w:p>
-    <w:bookmarkEnd w:id="67"/>
-    <w:bookmarkEnd w:id="68"/>
+    <w:bookmarkEnd w:id="71"/>
+    <w:bookmarkEnd w:id="72"/>
     <w:sectPr>
       <w:footnotePr>
         <w:numRestart w:val="eachSect"/>
